--- a/WilliamLee_Resume.docx
+++ b/WilliamLee_Resume.docx
@@ -28,7 +28,7 @@
     </w:p>
     <w:p>
       <w:pPr>
-        <w:spacing w:after="200" w:lineRule="auto"/>
+        <w:spacing w:after="40" w:lineRule="auto"/>
         <w:rPr/>
       </w:pPr>
       <w:r>
@@ -56,14 +56,15 @@
       </w:hyperlink>
       <w:r>
         <w:rPr>
-          <w:rFonts w:ascii="Arial" w:cs="Arial" w:eastAsia="Arial" w:hAnsi="Arial"/>
-          <w:color w:val="595959"/>
-          <w:sz w:val="20"/>
-          <w:szCs w:val="20"/>
-          <w:rtl w:val="0"/>
-        </w:rPr>
-        <w:t xml:space="preserve">  ·  </w:t>
-      </w:r>
+          <w:rtl w:val="0"/>
+        </w:rPr>
+      </w:r>
+    </w:p>
+    <w:p>
+      <w:pPr>
+        <w:spacing w:after="200" w:lineRule="auto"/>
+        <w:rPr/>
+      </w:pPr>
       <w:hyperlink r:id="rId8">
         <w:r>
           <w:rPr>
@@ -98,6 +99,29 @@
             <w:rtl w:val="0"/>
           </w:rPr>
           <w:t xml:space="preserve">github.com/williamlee21</w:t>
+        </w:r>
+      </w:hyperlink>
+      <w:r>
+        <w:rPr>
+          <w:rFonts w:ascii="Arial" w:cs="Arial" w:eastAsia="Arial" w:hAnsi="Arial"/>
+          <w:color w:val="595959"/>
+          <w:sz w:val="20"/>
+          <w:szCs w:val="20"/>
+          <w:rtl w:val="0"/>
+        </w:rPr>
+        <w:t xml:space="preserve">  ·  </w:t>
+      </w:r>
+      <w:hyperlink r:id="rId10">
+        <w:r>
+          <w:rPr>
+            <w:rFonts w:ascii="Arial" w:cs="Arial" w:eastAsia="Arial" w:hAnsi="Arial"/>
+            <w:color w:val="1f4e79"/>
+            <w:sz w:val="20"/>
+            <w:szCs w:val="20"/>
+            <w:u w:val="single"/>
+            <w:rtl w:val="0"/>
+          </w:rPr>
+          <w:t xml:space="preserve">williamlee.dev</w:t>
         </w:r>
       </w:hyperlink>
       <w:r>
@@ -920,28 +944,13 @@
           <w:szCs w:val="21"/>
           <w:rtl w:val="0"/>
         </w:rPr>
-        <w:t xml:space="preserve">Git, GitHub/GitLab, Jira, Retool, Webflow, Sales</w:t>
-      </w:r>
-      <w:r>
-        <w:rPr>
-          <w:rtl w:val="0"/>
-        </w:rPr>
-        <w:t xml:space="preserve">force, </w:t>
-      </w:r>
-      <w:r>
-        <w:rPr>
-          <w:rFonts w:ascii="Arial" w:cs="Arial" w:eastAsia="Arial" w:hAnsi="Arial"/>
-          <w:sz w:val="21"/>
-          <w:szCs w:val="21"/>
-          <w:rtl w:val="0"/>
-        </w:rPr>
-        <w:t xml:space="preserve">Strapi, Figma, </w:t>
-      </w:r>
-      <w:r>
-        <w:rPr>
-          <w:rtl w:val="0"/>
-        </w:rPr>
-        <w:t xml:space="preserve">Claude Code</w:t>
+        <w:t xml:space="preserve">Git, GitHub/GitLab, Jira, Retool, Strapi, Figma,</w:t>
+      </w:r>
+      <w:r>
+        <w:rPr>
+          <w:rtl w:val="0"/>
+        </w:rPr>
+        <w:t xml:space="preserve"> Salesforce, Webflow, Claude Code</w:t>
       </w:r>
     </w:p>
     <w:p>
@@ -1771,7 +1780,7 @@
 
 <file path=customXML/item1.xml><?xml version="1.0" encoding="utf-8"?>
 <go:gDocsCustomXmlDataStorage xmlns:go="http://customooxmlschemas.google.com/" xmlns:r="http://schemas.openxmlformats.org/officeDocument/2006/relationships" uri="GoogleDocsCustomDataVersion2">
-  <go:docsCustomData xmlns:go="http://customooxmlschemas.google.com/" roundtripDataSignature="AMtx7mgyC57XfGyCobyZhNVh5OadkMTSng==">CgMxLjA4AHIhMUFCdzJPOGtqeTV0N2NRbDNDdDRuRlVCWWQ5VTZZeHVQ</go:docsCustomData>
+  <go:docsCustomData xmlns:go="http://customooxmlschemas.google.com/" roundtripDataSignature="AMtx7mj4r+UWG9V6pCf7ZxbcZmXWf1gK1g==">CgMxLjA4AHIhMTJLYlZteG9JNGNiaW5OZFBRRzB3Z3FlS0VnSmxOZ2Ex</go:docsCustomData>
 </go:gDocsCustomXmlDataStorage>
 </file>
 
